--- a/pr-preview/pr-115/inference-handout.docx
+++ b/pr-preview/pr-115/inference-handout.docx
@@ -15,7 +15,7 @@
         <w:pStyle w:val="Date"/>
       </w:pPr>
       <w:r>
-        <w:t xml:space="preserve">Last modified: 2026-10-12 17:31:50 (PDT)</w:t>
+        <w:t xml:space="preserve">Last modified: 2026-10-12 19:27:54 (PDT)</w:t>
       </w:r>
     </w:p>
     <w:bookmarkStart w:id="12" w:name="inference"/>
@@ -236,7 +236,7 @@
       </w:r>
     </w:p>
     <w:bookmarkEnd w:id="12"/>
-    <w:bookmarkStart w:id="31" w:name="sec-hypothesis-tests"/>
+    <w:bookmarkStart w:id="28" w:name="sec-hypothesis-tests"/>
     <w:p>
       <w:pPr>
         <w:pStyle w:val="Heading2"/>
@@ -807,7 +807,7 @@
     </w:p>
     <w:bookmarkEnd w:id="16"/>
     <w:bookmarkEnd w:id="17"/>
-    <w:bookmarkStart w:id="30" w:name="p-values"/>
+    <w:bookmarkStart w:id="27" w:name="p-values"/>
     <w:p>
       <w:pPr>
         <w:pStyle w:val="Heading3"/>
@@ -2853,157 +2853,49 @@
       </w:r>
     </w:p>
     <w:bookmarkEnd w:id="25"/>
-    <w:tbl>
-      <w:tblPr>
-        <w:tblStyle w:val="Table"/>
-        <w:tblLook w:firstRow="0" w:lastRow="0" w:firstColumn="0" w:lastColumn="0" w:noHBand="0" w:noVBand="0" w:val="0000"/>
-        <w:tblBorders>
-          <w:top w:val="single" w:sz="4" w:space="0" w:color="00A047"/>
-          <w:left w:val="single" w:sz="24" w:space="0" w:color="00A047"/>
-          <w:bottom w:val="single" w:sz="4" w:space="0" w:color="00A047"/>
-          <w:right w:val="single" w:sz="4" w:space="0" w:color="00A047"/>
-        </w:tblBorders>
-        <w:tblCellMar>
-          <w:left w:w="144" w:type="dxa"/>
-          <w:right w:w="144" w:type="dxa"/>
-        </w:tblCellMar>
-        <w:tblLook w:firstRow="0" w:lastRow="0" w:firstColumn="0" w:lastColumn="0" w:noHBand="0" w:noVBand="0" w:val="0000"/>
-      </w:tblPr>
-      <w:tr>
-        <w:trPr>
-          <w:cantSplit/>
-        </w:trPr>
-        <w:tc>
-          <w:tcPr>
-            <w:shd w:color="auto" w:fill="ccf1e3" w:val="clear"/>
-            <w:tcMar>
-              <w:top w:w="92" w:type="dxa"/>
-              <w:bottom w:w="92" w:type="dxa"/>
-            </w:tcMar>
-          </w:tcPr>
-          <w:p>
-            <w:pPr>
-              <w:pStyle w:val="BodyText"/>
-            </w:pPr>
-            <w:pPr>
-              <w:spacing w:before="0" w:after="0"/>
-              <w:textAlignment w:val="center"/>
-            </w:pPr>
-            <w:r>
-              <w:drawing>
-                <wp:inline>
-                  <wp:extent cx="152400" cy="152400"/>
-                  <wp:effectExtent b="0" l="0" r="0" t="0"/>
-                  <wp:docPr descr="" title="" id="27" name="Picture"/>
-                  <a:graphic>
-                    <a:graphicData uri="http://schemas.openxmlformats.org/drawingml/2006/picture">
-                      <pic:pic>
-                        <pic:nvPicPr>
-                          <pic:cNvPr descr="/opt/quarto/share/formats/docx/tip.png" id="28" name="Picture"/>
-                          <pic:cNvPicPr>
-                            <a:picLocks noChangeArrowheads="1" noChangeAspect="1"/>
-                          </pic:cNvPicPr>
-                        </pic:nvPicPr>
-                        <pic:blipFill>
-                          <a:blip r:embed="rId26"/>
-                          <a:stretch>
-                            <a:fillRect/>
-                          </a:stretch>
-                        </pic:blipFill>
-                        <pic:spPr bwMode="auto">
-                          <a:xfrm>
-                            <a:off x="0" y="0"/>
-                            <a:ext cx="152400" cy="152400"/>
-                          </a:xfrm>
-                          <a:prstGeom prst="rect">
-                            <a:avLst/>
-                          </a:prstGeom>
-                          <a:noFill/>
-                          <a:ln w="9525">
-                            <a:noFill/>
-                            <a:headEnd/>
-                            <a:tailEnd/>
-                          </a:ln>
-                        </pic:spPr>
-                      </pic:pic>
-                    </a:graphicData>
-                  </a:graphic>
-                </wp:inline>
-              </w:drawing>
-            </w:r>
-            <w:r>
-              <w:t xml:space="preserve"> </w:t>
-            </w:r>
-            <w:r>
-              <w:t xml:space="preserve"> </w:t>
-            </w:r>
-            <w:r>
-              <w:t xml:space="preserve">Another explanation</w:t>
-            </w:r>
-          </w:p>
-        </w:tc>
-      </w:tr>
-      <w:tr>
-        <w:trPr>
-          <w:cantSplit/>
-        </w:trPr>
-        <w:tc>
-          <w:tcPr>
-            <w:tcMar>
-              <w:top w:w="108" w:type="dxa"/>
-              <w:bottom w:w="108" w:type="dxa"/>
-            </w:tcMar>
-          </w:tcPr>
-          <w:p>
-            <w:pPr>
-              <w:pStyle w:val="BodyText"/>
-            </w:pPr>
-            <w:pPr>
-              <w:spacing w:before="16" w:after="16"/>
-            </w:pPr>
-            <w:r>
-              <w:t xml:space="preserve">5MinuteAI explains</w:t>
-            </w:r>
-            <w:r>
-              <w:t xml:space="preserve"> </w:t>
-            </w:r>
-            <w:hyperlink r:id="rId29">
-              <w:r>
-                <w:rPr>
-                  <w:rStyle w:val="Hyperlink"/>
-                </w:rPr>
-                <w:t xml:space="preserve">hypothesis testing</w:t>
-              </w:r>
-            </w:hyperlink>
-            <w:r>
-              <w:t xml:space="preserve"> </w:t>
-            </w:r>
-            <w:r>
-              <w:t xml:space="preserve">in five minutes,</w:t>
-            </w:r>
-            <w:r>
-              <w:t xml:space="preserve"> </w:t>
-            </w:r>
-            <w:r>
-              <w:t xml:space="preserve">following the University of Washington’s CSE 312</w:t>
-            </w:r>
-            <w:r>
-              <w:t xml:space="preserve"> </w:t>
-            </w:r>
-            <w:r>
-              <w:t xml:space="preserve">(5MinuteAI, n.d.)</w:t>
-            </w:r>
-            <w:r>
-              <w:t xml:space="preserve">.</w:t>
-            </w:r>
-          </w:p>
-          <w:p/>
-        </w:tc>
-      </w:tr>
-    </w:tbl>
-    <w:bookmarkEnd w:id="30"/>
-    <w:bookmarkEnd w:id="31"/>
-    <w:bookmarkStart w:id="39" w:name="sec-reference-distributions"/>
+    <w:p>
+      <w:pPr>
+        <w:pStyle w:val="BodyText"/>
+      </w:pPr>
+      <w:r>
+        <w:t xml:space="preserve">5MinuteAI explains</w:t>
+      </w:r>
+      <w:r>
+        <w:t xml:space="preserve"> </w:t>
+      </w:r>
+      <w:hyperlink r:id="rId26">
+        <w:r>
+          <w:rPr>
+            <w:rStyle w:val="Hyperlink"/>
+          </w:rPr>
+          <w:t xml:space="preserve">hypothesis testing</w:t>
+        </w:r>
+      </w:hyperlink>
+      <w:r>
+        <w:t xml:space="preserve"> </w:t>
+      </w:r>
+      <w:r>
+        <w:t xml:space="preserve">in five minutes,</w:t>
+      </w:r>
+      <w:r>
+        <w:t xml:space="preserve"> </w:t>
+      </w:r>
+      <w:r>
+        <w:t xml:space="preserve">following the University of Washington’s CSE 312</w:t>
+      </w:r>
+      <w:r>
+        <w:t xml:space="preserve"> </w:t>
+      </w:r>
+      <w:r>
+        <w:t xml:space="preserve">(5MinuteAI, n.d.)</w:t>
+      </w:r>
+      <w:r>
+        <w:t xml:space="preserve">.</w:t>
+      </w:r>
+    </w:p>
+    <w:bookmarkEnd w:id="27"/>
+    <w:bookmarkEnd w:id="28"/>
+    <w:bookmarkStart w:id="36" w:name="sec-reference-distributions"/>
     <w:p>
       <w:pPr>
         <w:pStyle w:val="Heading2"/>
@@ -3052,7 +2944,7 @@
       <w:r>
         <w:t xml:space="preserve"> </w:t>
       </w:r>
-      <w:hyperlink r:id="rId32">
+      <w:hyperlink r:id="rId29">
         <w:r>
           <w:rPr>
             <w:rStyle w:val="Hyperlink"/>
@@ -3064,7 +2956,7 @@
         <w:t xml:space="preserve">.</w:t>
       </w:r>
     </w:p>
-    <w:bookmarkStart w:id="33" w:name="def-chi-square-dist"/>
+    <w:bookmarkStart w:id="30" w:name="def-chi-square-dist"/>
     <w:p>
       <w:pPr>
         <w:pStyle w:val="BodyText"/>
@@ -3275,8 +3167,8 @@
         <w:t xml:space="preserve">.</w:t>
       </w:r>
     </w:p>
-    <w:bookmarkEnd w:id="33"/>
-    <w:bookmarkStart w:id="34" w:name="exm-chi-square-dist"/>
+    <w:bookmarkEnd w:id="30"/>
+    <w:bookmarkStart w:id="31" w:name="exm-chi-square-dist"/>
     <w:p>
       <w:pPr>
         <w:pStyle w:val="BodyText"/>
@@ -3707,8 +3599,8 @@
         <w:t xml:space="preserve">#&gt;          3.84146          3.84146</w:t>
       </w:r>
     </w:p>
-    <w:bookmarkEnd w:id="34"/>
-    <w:bookmarkStart w:id="35" w:name="def-t-dist"/>
+    <w:bookmarkEnd w:id="31"/>
+    <w:bookmarkStart w:id="32" w:name="def-t-dist"/>
     <w:p>
       <w:pPr>
         <w:pStyle w:val="FirstParagraph"/>
@@ -3954,8 +3846,8 @@
         <w:t xml:space="preserve">.</w:t>
       </w:r>
     </w:p>
-    <w:bookmarkEnd w:id="35"/>
-    <w:bookmarkStart w:id="36" w:name="exm-t-dist"/>
+    <w:bookmarkEnd w:id="32"/>
+    <w:bookmarkStart w:id="33" w:name="exm-t-dist"/>
     <w:p>
       <w:pPr>
         <w:pStyle w:val="BodyText"/>
@@ -4291,8 +4183,8 @@
         <w:t xml:space="preserve">only in small samples.</w:t>
       </w:r>
     </w:p>
-    <w:bookmarkEnd w:id="36"/>
-    <w:bookmarkStart w:id="37" w:name="def-f-dist"/>
+    <w:bookmarkEnd w:id="33"/>
+    <w:bookmarkStart w:id="34" w:name="def-f-dist"/>
     <w:p>
       <w:pPr>
         <w:pStyle w:val="BodyText"/>
@@ -4666,8 +4558,8 @@
         <w:t xml:space="preserve">.</w:t>
       </w:r>
     </w:p>
-    <w:bookmarkEnd w:id="37"/>
-    <w:bookmarkStart w:id="38" w:name="exm-f-dist"/>
+    <w:bookmarkEnd w:id="34"/>
+    <w:bookmarkStart w:id="35" w:name="exm-f-dist"/>
     <w:p>
       <w:pPr>
         <w:pStyle w:val="BodyText"/>
@@ -5247,9 +5139,9 @@
         <w:t xml:space="preserve">#&gt;   5.11736   5.11736</w:t>
       </w:r>
     </w:p>
-    <w:bookmarkEnd w:id="38"/>
-    <w:bookmarkEnd w:id="39"/>
-    <w:bookmarkStart w:id="50" w:name="sec-CI"/>
+    <w:bookmarkEnd w:id="35"/>
+    <w:bookmarkEnd w:id="36"/>
+    <w:bookmarkStart w:id="45" w:name="sec-CI"/>
     <w:p>
       <w:pPr>
         <w:pStyle w:val="Heading2"/>
@@ -5258,7 +5150,7 @@
         <w:t xml:space="preserve">4 Confidence intervals</w:t>
       </w:r>
     </w:p>
-    <w:bookmarkStart w:id="40" w:name="def-confidence-interval"/>
+    <w:bookmarkStart w:id="37" w:name="def-confidence-interval"/>
     <w:p>
       <w:pPr>
         <w:pStyle w:val="FirstParagraph"/>
@@ -5484,8 +5376,8 @@
         <w:t xml:space="preserve">held fixed.</w:t>
       </w:r>
     </w:p>
-    <w:bookmarkEnd w:id="40"/>
-    <w:bookmarkStart w:id="41" w:name="def-coverage-probability"/>
+    <w:bookmarkEnd w:id="37"/>
+    <w:bookmarkStart w:id="38" w:name="def-coverage-probability"/>
     <w:p>
       <w:pPr>
         <w:pStyle w:val="BodyText"/>
@@ -5717,8 +5609,8 @@
         <w:t xml:space="preserve">.</w:t>
       </w:r>
     </w:p>
-    <w:bookmarkEnd w:id="41"/>
-    <w:bookmarkStart w:id="42" w:name="def-approximate-ci"/>
+    <w:bookmarkEnd w:id="38"/>
+    <w:bookmarkStart w:id="39" w:name="def-approximate-ci"/>
     <w:p>
       <w:pPr>
         <w:pStyle w:val="BodyText"/>
@@ -5840,8 +5732,8 @@
         <w:t xml:space="preserve">for example only in large samples.</w:t>
       </w:r>
     </w:p>
-    <w:bookmarkEnd w:id="42"/>
-    <w:bookmarkStart w:id="44" w:name="exm-confidence-interval-wcgs"/>
+    <w:bookmarkEnd w:id="39"/>
+    <w:bookmarkStart w:id="41" w:name="exm-confidence-interval-wcgs"/>
     <w:p>
       <w:pPr>
         <w:pStyle w:val="BodyText"/>
@@ -5929,7 +5821,7 @@
       <w:r>
         <w:t xml:space="preserve"> </w:t>
       </w:r>
-      <w:hyperlink r:id="rId43">
+      <w:hyperlink r:id="rId40">
         <w:r>
           <w:rPr>
             <w:rStyle w:val="Hyperlink"/>
@@ -6436,8 +6328,8 @@
         <w:t xml:space="preserve">#&gt; 224.854 227.891</w:t>
       </w:r>
     </w:p>
-    <w:bookmarkEnd w:id="44"/>
-    <w:bookmarkStart w:id="45" w:name="def-margin-error"/>
+    <w:bookmarkEnd w:id="41"/>
+    <w:bookmarkStart w:id="42" w:name="def-margin-error"/>
     <w:p>
       <w:pPr>
         <w:pStyle w:val="FirstParagraph"/>
@@ -6502,8 +6394,8 @@
         <w:t xml:space="preserve">is half the interval’s width.</w:t>
       </w:r>
     </w:p>
-    <w:bookmarkEnd w:id="45"/>
-    <w:bookmarkStart w:id="46" w:name="exm-margin-error"/>
+    <w:bookmarkEnd w:id="42"/>
+    <w:bookmarkStart w:id="43" w:name="exm-margin-error"/>
     <w:p>
       <w:pPr>
         <w:pStyle w:val="BodyText"/>
@@ -6597,157 +6489,49 @@
         <w:t xml:space="preserve">1.52 mg/dL.</w:t>
       </w:r>
     </w:p>
-    <w:bookmarkEnd w:id="46"/>
-    <w:tbl>
-      <w:tblPr>
-        <w:tblStyle w:val="Table"/>
-        <w:tblLook w:firstRow="0" w:lastRow="0" w:firstColumn="0" w:lastColumn="0" w:noHBand="0" w:noVBand="0" w:val="0000"/>
-        <w:tblBorders>
-          <w:top w:val="single" w:sz="4" w:space="0" w:color="00A047"/>
-          <w:left w:val="single" w:sz="24" w:space="0" w:color="00A047"/>
-          <w:bottom w:val="single" w:sz="4" w:space="0" w:color="00A047"/>
-          <w:right w:val="single" w:sz="4" w:space="0" w:color="00A047"/>
-        </w:tblBorders>
-        <w:tblCellMar>
-          <w:left w:w="144" w:type="dxa"/>
-          <w:right w:w="144" w:type="dxa"/>
-        </w:tblCellMar>
-        <w:tblLook w:firstRow="0" w:lastRow="0" w:firstColumn="0" w:lastColumn="0" w:noHBand="0" w:noVBand="0" w:val="0000"/>
-      </w:tblPr>
-      <w:tr>
-        <w:trPr>
-          <w:cantSplit/>
-        </w:trPr>
-        <w:tc>
-          <w:tcPr>
-            <w:shd w:color="auto" w:fill="ccf1e3" w:val="clear"/>
-            <w:tcMar>
-              <w:top w:w="92" w:type="dxa"/>
-              <w:bottom w:w="92" w:type="dxa"/>
-            </w:tcMar>
-          </w:tcPr>
-          <w:p>
-            <w:pPr>
-              <w:pStyle w:val="BodyText"/>
-            </w:pPr>
-            <w:pPr>
-              <w:spacing w:before="0" w:after="0"/>
-              <w:textAlignment w:val="center"/>
-            </w:pPr>
-            <w:r>
-              <w:drawing>
-                <wp:inline>
-                  <wp:extent cx="152400" cy="152400"/>
-                  <wp:effectExtent b="0" l="0" r="0" t="0"/>
-                  <wp:docPr descr="" title="" id="47" name="Picture"/>
-                  <a:graphic>
-                    <a:graphicData uri="http://schemas.openxmlformats.org/drawingml/2006/picture">
-                      <pic:pic>
-                        <pic:nvPicPr>
-                          <pic:cNvPr descr="/opt/quarto/share/formats/docx/tip.png" id="48" name="Picture"/>
-                          <pic:cNvPicPr>
-                            <a:picLocks noChangeArrowheads="1" noChangeAspect="1"/>
-                          </pic:cNvPicPr>
-                        </pic:nvPicPr>
-                        <pic:blipFill>
-                          <a:blip r:embed="rId26"/>
-                          <a:stretch>
-                            <a:fillRect/>
-                          </a:stretch>
-                        </pic:blipFill>
-                        <pic:spPr bwMode="auto">
-                          <a:xfrm>
-                            <a:off x="0" y="0"/>
-                            <a:ext cx="152400" cy="152400"/>
-                          </a:xfrm>
-                          <a:prstGeom prst="rect">
-                            <a:avLst/>
-                          </a:prstGeom>
-                          <a:noFill/>
-                          <a:ln w="9525">
-                            <a:noFill/>
-                            <a:headEnd/>
-                            <a:tailEnd/>
-                          </a:ln>
-                        </pic:spPr>
-                      </pic:pic>
-                    </a:graphicData>
-                  </a:graphic>
-                </wp:inline>
-              </w:drawing>
-            </w:r>
-            <w:r>
-              <w:t xml:space="preserve"> </w:t>
-            </w:r>
-            <w:r>
-              <w:t xml:space="preserve"> </w:t>
-            </w:r>
-            <w:r>
-              <w:t xml:space="preserve">Another explanation</w:t>
-            </w:r>
-          </w:p>
-        </w:tc>
-      </w:tr>
-      <w:tr>
-        <w:trPr>
-          <w:cantSplit/>
-        </w:trPr>
-        <w:tc>
-          <w:tcPr>
-            <w:tcMar>
-              <w:top w:w="108" w:type="dxa"/>
-              <w:bottom w:w="108" w:type="dxa"/>
-            </w:tcMar>
-          </w:tcPr>
-          <w:p>
-            <w:pPr>
-              <w:pStyle w:val="BodyText"/>
-            </w:pPr>
-            <w:pPr>
-              <w:spacing w:before="16" w:after="16"/>
-            </w:pPr>
-            <w:r>
-              <w:t xml:space="preserve">5MinuteAI explains</w:t>
-            </w:r>
-            <w:r>
-              <w:t xml:space="preserve"> </w:t>
-            </w:r>
-            <w:hyperlink r:id="rId49">
-              <w:r>
-                <w:rPr>
-                  <w:rStyle w:val="Hyperlink"/>
-                </w:rPr>
-                <w:t xml:space="preserve">confidence intervals</w:t>
-              </w:r>
-            </w:hyperlink>
-            <w:r>
-              <w:t xml:space="preserve"> </w:t>
-            </w:r>
-            <w:r>
-              <w:t xml:space="preserve">in five minutes,</w:t>
-            </w:r>
-            <w:r>
-              <w:t xml:space="preserve"> </w:t>
-            </w:r>
-            <w:r>
-              <w:t xml:space="preserve">following the University of Washington’s CSE 312</w:t>
-            </w:r>
-            <w:r>
-              <w:t xml:space="preserve"> </w:t>
-            </w:r>
-            <w:r>
-              <w:t xml:space="preserve">(5MinuteAI, n.d.)</w:t>
-            </w:r>
-            <w:r>
-              <w:t xml:space="preserve">.</w:t>
-            </w:r>
-          </w:p>
-          <w:p/>
-        </w:tc>
-      </w:tr>
-    </w:tbl>
-    <w:bookmarkEnd w:id="50"/>
-    <w:bookmarkStart w:id="53" w:name="further-reading-on-confidence-intervals"/>
+    <w:bookmarkEnd w:id="43"/>
+    <w:p>
+      <w:pPr>
+        <w:pStyle w:val="BodyText"/>
+      </w:pPr>
+      <w:r>
+        <w:t xml:space="preserve">5MinuteAI explains</w:t>
+      </w:r>
+      <w:r>
+        <w:t xml:space="preserve"> </w:t>
+      </w:r>
+      <w:hyperlink r:id="rId44">
+        <w:r>
+          <w:rPr>
+            <w:rStyle w:val="Hyperlink"/>
+          </w:rPr>
+          <w:t xml:space="preserve">confidence intervals</w:t>
+        </w:r>
+      </w:hyperlink>
+      <w:r>
+        <w:t xml:space="preserve"> </w:t>
+      </w:r>
+      <w:r>
+        <w:t xml:space="preserve">in five minutes,</w:t>
+      </w:r>
+      <w:r>
+        <w:t xml:space="preserve"> </w:t>
+      </w:r>
+      <w:r>
+        <w:t xml:space="preserve">following the University of Washington’s CSE 312</w:t>
+      </w:r>
+      <w:r>
+        <w:t xml:space="preserve"> </w:t>
+      </w:r>
+      <w:r>
+        <w:t xml:space="preserve">(5MinuteAI, n.d.)</w:t>
+      </w:r>
+      <w:r>
+        <w:t xml:space="preserve">.</w:t>
+      </w:r>
+    </w:p>
+    <w:bookmarkEnd w:id="45"/>
+    <w:bookmarkStart w:id="48" w:name="further-reading-on-confidence-intervals"/>
     <w:p>
       <w:pPr>
         <w:pStyle w:val="Heading2"/>
@@ -6772,7 +6556,7 @@
           <w:numId w:val="1003"/>
         </w:numPr>
       </w:pPr>
-      <w:hyperlink r:id="rId51">
+      <w:hyperlink r:id="rId46">
         <w:r>
           <w:rPr>
             <w:rStyle w:val="Hyperlink"/>
@@ -6794,7 +6578,7 @@
           <w:numId w:val="1003"/>
         </w:numPr>
       </w:pPr>
-      <w:hyperlink r:id="rId52">
+      <w:hyperlink r:id="rId47">
         <w:r>
           <w:rPr>
             <w:rStyle w:val="Hyperlink"/>
@@ -6803,8 +6587,8 @@
         </w:r>
       </w:hyperlink>
     </w:p>
-    <w:bookmarkEnd w:id="53"/>
-    <w:bookmarkStart w:id="58" w:name="interpretation-of-negative-findings"/>
+    <w:bookmarkEnd w:id="48"/>
+    <w:bookmarkStart w:id="53" w:name="interpretation-of-negative-findings"/>
     <w:p>
       <w:pPr>
         <w:pStyle w:val="Heading2"/>
@@ -7097,7 +6881,7 @@
       <w:tr>
         <w:tc>
           <w:tcPr/>
-          <w:bookmarkStart w:id="57" w:name="fig-CI-interp"/>
+          <w:bookmarkStart w:id="52" w:name="fig-CI-interp"/>
           <w:p>
             <w:pPr>
               <w:pStyle w:val="SourceCode"/>
@@ -8028,18 +7812,18 @@
                 <wp:inline>
                   <wp:extent cx="5334000" cy="3000375"/>
                   <wp:effectExtent b="0" l="0" r="0" t="0"/>
-                  <wp:docPr descr="" title="" id="55" name="Picture"/>
+                  <wp:docPr descr="" title="" id="50" name="Picture"/>
                   <a:graphic>
                     <a:graphicData uri="http://schemas.openxmlformats.org/drawingml/2006/picture">
                       <pic:pic>
                         <pic:nvPicPr>
-                          <pic:cNvPr descr="inference_files/figure-docx/unnamed-chunk-6-1.png" id="56" name="Picture"/>
+                          <pic:cNvPr descr="inference_files/figure-docx/unnamed-chunk-6-1.png" id="51" name="Picture"/>
                           <pic:cNvPicPr>
                             <a:picLocks noChangeArrowheads="1" noChangeAspect="1"/>
                           </pic:cNvPicPr>
                         </pic:nvPicPr>
                         <pic:blipFill>
-                          <a:blip r:embed="rId54"/>
+                          <a:blip r:embed="rId49"/>
                           <a:stretch>
                             <a:fillRect/>
                           </a:stretch>
@@ -8097,7 +7881,7 @@
               <w:t xml:space="preserve">Adapted from a whiteboard sketch made in office hours.</w:t>
             </w:r>
           </w:p>
-          <w:bookmarkEnd w:id="57"/>
+          <w:bookmarkEnd w:id="52"/>
         </w:tc>
       </w:tr>
     </w:tbl>
@@ -8118,8 +7902,8 @@
         <w:t xml:space="preserve">.</w:t>
       </w:r>
     </w:p>
-    <w:bookmarkEnd w:id="58"/>
-    <w:bookmarkStart w:id="66" w:name="references"/>
+    <w:bookmarkEnd w:id="53"/>
+    <w:bookmarkStart w:id="61" w:name="references"/>
     <w:p>
       <w:pPr>
         <w:pStyle w:val="Heading2"/>
@@ -8128,8 +7912,8 @@
         <w:t xml:space="preserve">References</w:t>
       </w:r>
     </w:p>
-    <w:bookmarkStart w:id="65" w:name="refs"/>
-    <w:bookmarkStart w:id="60" w:name="ref-fiveminuteai_probstat"/>
+    <w:bookmarkStart w:id="60" w:name="refs"/>
+    <w:bookmarkStart w:id="55" w:name="ref-fiveminuteai_probstat"/>
     <w:p>
       <w:pPr>
         <w:pStyle w:val="Bibliography"/>
@@ -8153,7 +7937,7 @@
       <w:r>
         <w:t xml:space="preserve"> </w:t>
       </w:r>
-      <w:hyperlink r:id="rId59">
+      <w:hyperlink r:id="rId54">
         <w:r>
           <w:rPr>
             <w:rStyle w:val="Hyperlink"/>
@@ -8165,8 +7949,8 @@
         <w:t xml:space="preserve">.</w:t>
       </w:r>
     </w:p>
-    <w:bookmarkEnd w:id="60"/>
-    <w:bookmarkStart w:id="62" w:name="ref-vittinghoff2e"/>
+    <w:bookmarkEnd w:id="55"/>
+    <w:bookmarkStart w:id="57" w:name="ref-vittinghoff2e"/>
     <w:p>
       <w:pPr>
         <w:pStyle w:val="Bibliography"/>
@@ -8190,7 +7974,7 @@
       <w:r>
         <w:t xml:space="preserve"> </w:t>
       </w:r>
-      <w:hyperlink r:id="rId61">
+      <w:hyperlink r:id="rId56">
         <w:r>
           <w:rPr>
             <w:rStyle w:val="Hyperlink"/>
@@ -8202,8 +7986,8 @@
         <w:t xml:space="preserve">.</w:t>
       </w:r>
     </w:p>
-    <w:bookmarkEnd w:id="62"/>
-    <w:bookmarkStart w:id="64" w:name="ref-wp:statinference"/>
+    <w:bookmarkEnd w:id="57"/>
+    <w:bookmarkStart w:id="59" w:name="ref-wp:statinference"/>
     <w:p>
       <w:pPr>
         <w:pStyle w:val="Bibliography"/>
@@ -8262,7 +8046,7 @@
       <w:r>
         <w:t xml:space="preserve"> </w:t>
       </w:r>
-      <w:hyperlink r:id="rId63">
+      <w:hyperlink r:id="rId58">
         <w:r>
           <w:rPr>
             <w:rStyle w:val="Hyperlink"/>
@@ -8274,9 +8058,9 @@
         <w:t xml:space="preserve">.</w:t>
       </w:r>
     </w:p>
-    <w:bookmarkEnd w:id="64"/>
-    <w:bookmarkEnd w:id="65"/>
-    <w:bookmarkEnd w:id="66"/>
+    <w:bookmarkEnd w:id="59"/>
+    <w:bookmarkEnd w:id="60"/>
+    <w:bookmarkEnd w:id="61"/>
     <w:sectPr>
       <w:footnotePr>
         <w:numRestart w:val="eachSect"/>

--- a/pr-preview/pr-115/inference-handout.docx
+++ b/pr-preview/pr-115/inference-handout.docx
@@ -15,7 +15,7 @@
         <w:pStyle w:val="Date"/>
       </w:pPr>
       <w:r>
-        <w:t xml:space="preserve">Last modified: 2026-10-12 19:27:54 (PDT)</w:t>
+        <w:t xml:space="preserve">Last modified: 2026-10-12 20:16:42 (PDT)</w:t>
       </w:r>
     </w:p>
     <w:bookmarkStart w:id="12" w:name="inference"/>
